--- a/downloads/fiches/bts_podo_orthesiste_fiche_evaluation.docx
+++ b/downloads/fiches/bts_podo_orthesiste_fiche_evaluation.docx
@@ -186,7 +186,7 @@
               <w:rPr>
                 <w:lang w:val="fr-FR" w:eastAsia="fr-FR" w:bidi="fr-FR"/>
               </w:rPr>
-              <w:t>CCF ou ponctuelle selon voie ; dossier support confirme</w:t>
+              <w:t>CCF ou ponctuelle selon voie ; dossier support confirmé</w:t>
             </w:r>
           </w:p>
         </w:tc>
@@ -342,7 +342,7 @@
               <w:rPr>
                 <w:lang w:val="fr-FR" w:eastAsia="fr-FR" w:bidi="fr-FR"/>
               </w:rPr>
-              <w:t>Aucune grille publique distincte n'a été isolée ; la fiche repose sur le support officiel, la modalité documentee et les exigences de l'épreuve ou de la sous-epreuve.</w:t>
+              <w:t>Aucune grille publique distincte n'à été isolee ; la fiche repose sur le support officiel, la modalité documentée et les exigences de l'épreuve ou de la sous-epreuve.</w:t>
             </w:r>
           </w:p>
         </w:tc>
@@ -943,7 +943,7 @@
               <w:rPr>
                 <w:lang w:val="fr-FR" w:eastAsia="fr-FR" w:bidi="fr-FR"/>
               </w:rPr>
-              <w:t>Maîtrise technique et professionnelle des travaux presentes</w:t>
+              <w:t>Maîtrise technique et professionnelle des travaux présentés</w:t>
             </w:r>
           </w:p>
         </w:tc>
@@ -1063,7 +1063,7 @@
               <w:rPr>
                 <w:lang w:val="fr-FR" w:eastAsia="fr-FR" w:bidi="fr-FR"/>
               </w:rPr>
-              <w:t>Analysé des choix, contraintes, résultats et enseignements tires</w:t>
+              <w:t>Analysé des choix, contraintes, résultats et enseignements tirés</w:t>
             </w:r>
           </w:p>
         </w:tc>
@@ -1414,7 +1414,7 @@
         <w:rPr>
           <w:lang w:val="fr-FR" w:eastAsia="fr-FR" w:bidi="fr-FR"/>
         </w:rPr>
-        <w:t>Reconstitution locale à partir des sources consolidees 2026-05-06 : support officiel, modalité d'évaluation documentee et inventaire familial stabilise.</w:t>
+        <w:t>Reconstitution locale à partir des sources consolidees 2026-05-06 : support officiel, modalité d'évaluation documentée et inventaire familial stabilise.</w:t>
       </w:r>
     </w:p>
     <w:p>

--- a/downloads/fiches/bts_podo_orthesiste_fiche_evaluation.docx
+++ b/downloads/fiches/bts_podo_orthesiste_fiche_evaluation.docx
@@ -9,11 +9,8 @@
       <w:r>
         <w:rPr>
           <w:b/>
-          <w:color w:val="1F4E79"/>
-          <w:sz w:val="32"/>
-          <w:lang w:val="fr-FR" w:eastAsia="fr-FR" w:bidi="fr-FR"/>
         </w:rPr>
-        <w:t>Fiche d'évaluation reconstituée - BTS Podo-orthésiste</w:t>
+        <w:t>Fiche d'évaluation - BTS Podo-orthésiste</w:t>
       </w:r>
     </w:p>
     <w:p>
@@ -27,31 +24,6 @@
           <w:lang w:val="fr-FR" w:eastAsia="fr-FR" w:bidi="fr-FR"/>
         </w:rPr>
         <w:t>Support évalué : Mise en œuvre des appareillages orthopédiques relevant du domaine d'activités du podo-orthésiste | Modalité : Mixte selon voie</w:t>
-      </w:r>
-    </w:p>
-    <w:p>
-      <w:pPr>
-        <w:jc w:val="center"/>
-      </w:pPr>
-      <w:r>
-        <w:rPr>
-          <w:b/>
-          <w:color w:val="4F81BD"/>
-          <w:lang w:val="fr-FR" w:eastAsia="fr-FR" w:bidi="fr-FR"/>
-        </w:rPr>
-        <w:t>Fiche reconstituée à partir de critères officiels</w:t>
-      </w:r>
-    </w:p>
-    <w:p>
-      <w:pPr>
-        <w:spacing w:after="120"/>
-      </w:pPr>
-      <w:r>
-        <w:rPr>
-          <w:i/>
-          <w:lang w:val="fr-FR" w:eastAsia="fr-FR" w:bidi="fr-FR"/>
-        </w:rPr>
-        <w:t>Cette fiche est une reconstitution de travail à partir des sources publiques repérées au 2026-05-06. Elle ne remplace pas un formulaire national opposable lorsqu'une grille officielle complète existe par ailleurs.</w:t>
       </w:r>
     </w:p>
     <w:tbl>
@@ -108,9 +80,8 @@
             <w:r>
               <w:rPr>
                 <w:b/>
-                <w:lang w:val="fr-FR" w:eastAsia="fr-FR" w:bidi="fr-FR"/>
               </w:rPr>
-              <w:t>Modalité</w:t>
+              <w:t>Modalité d'évaluation</w:t>
             </w:r>
           </w:p>
         </w:tc>
@@ -169,10 +140,8 @@
           <w:p>
             <w:r>
               <w:rPr>
-                <w:b/>
-                <w:lang w:val="fr-FR" w:eastAsia="fr-FR" w:bidi="fr-FR"/>
+                <w:b w:val="0"/>
               </w:rPr>
-              <w:t>Statut documentaire</w:t>
             </w:r>
           </w:p>
         </w:tc>
@@ -184,9 +153,8 @@
           <w:p>
             <w:r>
               <w:rPr>
-                <w:lang w:val="fr-FR" w:eastAsia="fr-FR" w:bidi="fr-FR"/>
+                <w:b w:val="0"/>
               </w:rPr>
-              <w:t>CCF ou ponctuelle selon voie ; dossier support confirmé</w:t>
             </w:r>
           </w:p>
         </w:tc>
@@ -293,10 +261,8 @@
           <w:p>
             <w:r>
               <w:rPr>
-                <w:b/>
-                <w:lang w:val="fr-FR" w:eastAsia="fr-FR" w:bidi="fr-FR"/>
+                <w:b w:val="0"/>
               </w:rPr>
-              <w:t>Niveau de reconstitution</w:t>
             </w:r>
           </w:p>
         </w:tc>
@@ -308,71 +274,8 @@
           <w:p>
             <w:r>
               <w:rPr>
-                <w:lang w:val="fr-FR" w:eastAsia="fr-FR" w:bidi="fr-FR"/>
+                <w:b w:val="0"/>
               </w:rPr>
-              <w:t>Fiche reconstituée à partir de critères officiels</w:t>
-            </w:r>
-          </w:p>
-        </w:tc>
-      </w:tr>
-      <w:tr>
-        <w:tc>
-          <w:tcPr>
-            <w:tcW w:type="dxa" w:w="1814"/>
-            <w:vAlign w:val="center"/>
-            <w:shd w:fill="D9EAF7"/>
-          </w:tcPr>
-          <w:p>
-            <w:r>
-              <w:rPr>
-                <w:b/>
-                <w:lang w:val="fr-FR" w:eastAsia="fr-FR" w:bidi="fr-FR"/>
-              </w:rPr>
-              <w:t>Sources modèle</w:t>
-            </w:r>
-          </w:p>
-        </w:tc>
-        <w:tc>
-          <w:tcPr>
-            <w:tcW w:type="dxa" w:w="4535"/>
-            <w:vAlign w:val="center"/>
-          </w:tcPr>
-          <w:p>
-            <w:r>
-              <w:rPr>
-                <w:lang w:val="fr-FR" w:eastAsia="fr-FR" w:bidi="fr-FR"/>
-              </w:rPr>
-              <w:t>Aucune grille publique distincte n'à été isolee ; la fiche repose sur le support officiel, la modalité documentée et les exigences de l'épreuve ou de la sous-epreuve.</w:t>
-            </w:r>
-          </w:p>
-        </w:tc>
-        <w:tc>
-          <w:tcPr>
-            <w:tcW w:type="dxa" w:w="1814"/>
-            <w:vAlign w:val="center"/>
-            <w:shd w:fill="D9EAF7"/>
-          </w:tcPr>
-          <w:p>
-            <w:r>
-              <w:rPr>
-                <w:b/>
-                <w:lang w:val="fr-FR" w:eastAsia="fr-FR" w:bidi="fr-FR"/>
-              </w:rPr>
-              <w:t>Document jury</w:t>
-            </w:r>
-          </w:p>
-        </w:tc>
-        <w:tc>
-          <w:tcPr>
-            <w:tcW w:type="dxa" w:w="6009"/>
-            <w:vAlign w:val="center"/>
-          </w:tcPr>
-          <w:p>
-            <w:r>
-              <w:rPr>
-                <w:lang w:val="fr-FR" w:eastAsia="fr-FR" w:bidi="fr-FR"/>
-              </w:rPr>
-              <w:t>Non retrouvé</w:t>
             </w:r>
           </w:p>
         </w:tc>
@@ -1379,9 +1282,8 @@
             <w:r>
               <w:rPr>
                 <w:b/>
-                <w:lang w:val="fr-FR" w:eastAsia="fr-FR" w:bidi="fr-FR"/>
               </w:rPr>
-              <w:t>Décision / note / positionnement local</w:t>
+              <w:t>Note proposée</w:t>
             </w:r>
           </w:p>
         </w:tc>
@@ -1400,40 +1302,6 @@
       </w:tr>
     </w:tbl>
     <w:p/>
-    <w:p>
-      <w:r>
-        <w:rPr>
-          <w:b/>
-          <w:lang w:val="fr-FR" w:eastAsia="fr-FR" w:bidi="fr-FR"/>
-        </w:rPr>
-        <w:t>Fondement et sources de reconstitution</w:t>
-      </w:r>
-    </w:p>
-    <w:p>
-      <w:r>
-        <w:rPr>
-          <w:lang w:val="fr-FR" w:eastAsia="fr-FR" w:bidi="fr-FR"/>
-        </w:rPr>
-        <w:t>Reconstitution locale à partir des sources consolidees 2026-05-06 : support officiel, modalité d'évaluation documentée et inventaire familial stabilise.</w:t>
-      </w:r>
-    </w:p>
-    <w:p>
-      <w:r>
-        <w:rPr>
-          <w:lang w:val="fr-FR" w:eastAsia="fr-FR" w:bidi="fr-FR"/>
-        </w:rPr>
-        <w:t>Reconstitution locale à partir des sources consolidees 2026-05-06 : support officiel, modalité d'évaluation documentee et inventaire familial stabilise.</w:t>
-      </w:r>
-    </w:p>
-    <w:p>
-      <w:r>
-        <w:rPr>
-          <w:sz w:val="17"/>
-          <w:lang w:val="fr-FR" w:eastAsia="fr-FR" w:bidi="fr-FR"/>
-        </w:rPr>
-        <w:t>Référentiel : https://www.legifrance.gouv.fr/jorf/id/JORFTEXT000050785306</w:t>
-      </w:r>
-    </w:p>
     <w:sectPr>
       <w:pgSz w:w="15840" w:h="12240" w:orient="landscape"/>
       <w:pgMar w:top="737" w:right="794" w:bottom="737" w:left="794" w:header="720" w:footer="720" w:gutter="0"/>
